--- a/papers/Издательство Zebra/ПСИХОЛОГО-ПЕДАГОГИЧЕСКОЕ ОБРАЗОВАНИЕ, ТРАДИЦИИ И ПЕРСПЕКТИВЫ/Развитие метакогнитивных навыков при решении алгоритмических задач сравнительный анализ очного и гибридного формата.docx
+++ b/papers/Издательство Zebra/ПСИХОЛОГО-ПЕДАГОГИЧЕСКОЕ ОБРАЗОВАНИЕ, ТРАДИЦИИ И ПЕРСПЕКТИВЫ/Развитие метакогнитивных навыков при решении алгоритмических задач сравнительный анализ очного и гибридного формата.docx
@@ -787,7 +787,7 @@
         </w:rPr>
         <w:t xml:space="preserve">: </w:t>
       </w:r>
-      <w:hyperlink r:id="rId6" w:history="1">
+      <w:hyperlink r:id="rId8" w:history="1">
         <w:r>
           <w:rPr>
             <w:rStyle w:val="aff8"/>
@@ -885,6 +885,14 @@
         </w:rPr>
         <w:t>Дуплей Максим Игоревич</w:t>
       </w:r>
+      <w:r>
+        <w:rPr>
+          <w:rStyle w:val="affc"/>
+          <w:rFonts w:cs="Times New Roman"/>
+          <w:szCs w:val="28"/>
+        </w:rPr>
+        <w:footnoteReference w:id="1"/>
+      </w:r>
     </w:p>
     <w:p>
       <w:pPr>
@@ -943,7 +951,7 @@
         </w:rPr>
         <w:t xml:space="preserve"> </w:t>
       </w:r>
-      <w:hyperlink r:id="rId7" w:history="1">
+      <w:hyperlink r:id="rId9" w:history="1">
         <w:r>
           <w:rPr>
             <w:rStyle w:val="aff8"/>
@@ -1038,16 +1046,6 @@
           <w:lang w:val="ru-RU"/>
         </w:rPr>
       </w:pPr>
-    </w:p>
-    <w:p>
-      <w:pPr>
-        <w:spacing w:after="0" w:line="360" w:lineRule="auto"/>
-        <w:ind w:firstLine="709"/>
-        <w:jc w:val="both"/>
-        <w:rPr>
-          <w:lang w:val="ru-RU"/>
-        </w:rPr>
-      </w:pPr>
       <w:r>
         <w:rPr>
           <w:b/>
@@ -1067,10 +1065,7 @@
         <w:rPr>
           <w:lang w:val="ru-RU"/>
         </w:rPr>
-        <w:t xml:space="preserve">метакогнитивные навыки, алгоритмическое мышление, гибридное обучение, обучение программированию, саморегуляция, зона ближайшего развития, </w:t>
-      </w:r>
-      <w:r>
-        <w:t>scaffolding</w:t>
+        <w:t>метакогнитивные навыки, алгоритмическое мышление, гибридное обучение, обучение программированию, саморегуляция, зона ближайшего развития</w:t>
       </w:r>
     </w:p>
     <w:p>
@@ -1145,7 +1140,7 @@
         </w:rPr>
         <w:t xml:space="preserve">Senior Lecturer, Department of Information Technologies, Maestro7IT Programming School, Odintsovo, Russia, </w:t>
       </w:r>
-      <w:hyperlink r:id="rId8" w:history="1">
+      <w:hyperlink r:id="rId10" w:history="1">
         <w:r>
           <w:rPr>
             <w:rStyle w:val="aff8"/>
@@ -2432,7 +2427,7 @@
         </w:rPr>
         <w:t xml:space="preserve">Федеральный закон от 29.12.2012 № 273-ФЗ «Об образовании в Российской Федерации» (ред. от 02.07.2021). URL: </w:t>
       </w:r>
-      <w:hyperlink r:id="rId9" w:tgtFrame="_blank" w:history="1">
+      <w:hyperlink r:id="rId11" w:tgtFrame="_blank" w:history="1">
         <w:r>
           <w:rPr>
             <w:rStyle w:val="aff8"/>
@@ -2487,6 +2482,78 @@
     </w:sectPr>
   </w:body>
 </w:document>
+</file>
+
+<file path=word/endnotes.xml><?xml version="1.0" encoding="utf-8"?>
+<w:endnotes xmlns:wpc="http://schemas.microsoft.com/office/word/2010/wordprocessingCanvas" xmlns:cx="http://schemas.microsoft.com/office/drawing/2014/chartex" xmlns:cx1="http://schemas.microsoft.com/office/drawing/2015/9/8/chartex" xmlns:cx2="http://schemas.microsoft.com/office/drawing/2015/10/21/chartex" xmlns:cx3="http://schemas.microsoft.com/office/drawing/2016/5/9/chartex" xmlns:cx4="http://schemas.microsoft.com/office/drawing/2016/5/10/chartex" xmlns:cx5="http://schemas.microsoft.com/office/drawing/2016/5/11/chartex" xmlns:cx6="http://schemas.microsoft.com/office/drawing/2016/5/12/chartex" xmlns:cx7="http://schemas.microsoft.com/office/drawing/2016/5/13/chartex" xmlns:cx8="http://schemas.microsoft.com/office/drawing/2016/5/14/chartex" xmlns:mc="http://schemas.openxmlformats.org/markup-compatibility/2006" xmlns:aink="http://schemas.microsoft.com/office/drawing/2016/ink" xmlns:am3d="http://schemas.microsoft.com/office/drawing/2017/model3d" xmlns:o="urn:schemas-microsoft-com:office:office" xmlns:oel="http://schemas.microsoft.com/office/2019/extlst" xmlns:r="http://schemas.openxmlformats.org/officeDocument/2006/relationships" xmlns:m="http://schemas.openxmlformats.org/officeDocument/2006/math" xmlns:v="urn:schemas-microsoft-com:vml" xmlns:wp14="http://schemas.microsoft.com/office/word/2010/wordprocessingDrawing" xmlns:wp="http://schemas.openxmlformats.org/drawingml/2006/wordprocessingDrawing" xmlns:w10="urn:schemas-microsoft-com:office:word" xmlns:w="http://schemas.openxmlformats.org/wordprocessingml/2006/main" xmlns:w14="http://schemas.microsoft.com/office/word/2010/wordml" xmlns:w15="http://schemas.microsoft.com/office/word/2012/wordml" xmlns:w16cex="http://schemas.microsoft.com/office/word/2018/wordml/cex" xmlns:w16cid="http://schemas.microsoft.com/office/word/2016/wordml/cid" xmlns:w16="http://schemas.microsoft.com/office/word/2018/wordml" xmlns:w16sdtdh="http://schemas.microsoft.com/office/word/2020/wordml/sdtdatahash" xmlns:w16se="http://schemas.microsoft.com/office/word/2015/wordml/symex" xmlns:wpg="http://schemas.microsoft.com/office/word/2010/wordprocessingGroup" xmlns:wpi="http://schemas.microsoft.com/office/word/2010/wordprocessingInk" xmlns:wne="http://schemas.microsoft.com/office/word/2006/wordml" xmlns:wps="http://schemas.microsoft.com/office/word/2010/wordprocessingShape" mc:Ignorable="w14 w15 w16se w16cid w16 w16cex w16sdtdh wp14">
+  <w:endnote w:type="separator" w:id="-1">
+    <w:p>
+      <w:pPr>
+        <w:spacing w:after="0" w:line="240" w:lineRule="auto"/>
+      </w:pPr>
+      <w:r>
+        <w:separator/>
+      </w:r>
+    </w:p>
+  </w:endnote>
+  <w:endnote w:type="continuationSeparator" w:id="0">
+    <w:p>
+      <w:pPr>
+        <w:spacing w:after="0" w:line="240" w:lineRule="auto"/>
+      </w:pPr>
+      <w:r>
+        <w:continuationSeparator/>
+      </w:r>
+    </w:p>
+  </w:endnote>
+</w:endnotes>
+</file>
+
+<file path=word/footnotes.xml><?xml version="1.0" encoding="utf-8"?>
+<w:footnotes xmlns:wpc="http://schemas.microsoft.com/office/word/2010/wordprocessingCanvas" xmlns:cx="http://schemas.microsoft.com/office/drawing/2014/chartex" xmlns:cx1="http://schemas.microsoft.com/office/drawing/2015/9/8/chartex" xmlns:cx2="http://schemas.microsoft.com/office/drawing/2015/10/21/chartex" xmlns:cx3="http://schemas.microsoft.com/office/drawing/2016/5/9/chartex" xmlns:cx4="http://schemas.microsoft.com/office/drawing/2016/5/10/chartex" xmlns:cx5="http://schemas.microsoft.com/office/drawing/2016/5/11/chartex" xmlns:cx6="http://schemas.microsoft.com/office/drawing/2016/5/12/chartex" xmlns:cx7="http://schemas.microsoft.com/office/drawing/2016/5/13/chartex" xmlns:cx8="http://schemas.microsoft.com/office/drawing/2016/5/14/chartex" xmlns:mc="http://schemas.openxmlformats.org/markup-compatibility/2006" xmlns:aink="http://schemas.microsoft.com/office/drawing/2016/ink" xmlns:am3d="http://schemas.microsoft.com/office/drawing/2017/model3d" xmlns:o="urn:schemas-microsoft-com:office:office" xmlns:oel="http://schemas.microsoft.com/office/2019/extlst" xmlns:r="http://schemas.openxmlformats.org/officeDocument/2006/relationships" xmlns:m="http://schemas.openxmlformats.org/officeDocument/2006/math" xmlns:v="urn:schemas-microsoft-com:vml" xmlns:wp14="http://schemas.microsoft.com/office/word/2010/wordprocessingDrawing" xmlns:wp="http://schemas.openxmlformats.org/drawingml/2006/wordprocessingDrawing" xmlns:w10="urn:schemas-microsoft-com:office:word" xmlns:w="http://schemas.openxmlformats.org/wordprocessingml/2006/main" xmlns:w14="http://schemas.microsoft.com/office/word/2010/wordml" xmlns:w15="http://schemas.microsoft.com/office/word/2012/wordml" xmlns:w16cex="http://schemas.microsoft.com/office/word/2018/wordml/cex" xmlns:w16cid="http://schemas.microsoft.com/office/word/2016/wordml/cid" xmlns:w16="http://schemas.microsoft.com/office/word/2018/wordml" xmlns:w16sdtdh="http://schemas.microsoft.com/office/word/2020/wordml/sdtdatahash" xmlns:w16se="http://schemas.microsoft.com/office/word/2015/wordml/symex" xmlns:wpg="http://schemas.microsoft.com/office/word/2010/wordprocessingGroup" xmlns:wpi="http://schemas.microsoft.com/office/word/2010/wordprocessingInk" xmlns:wne="http://schemas.microsoft.com/office/word/2006/wordml" xmlns:wps="http://schemas.microsoft.com/office/word/2010/wordprocessingShape" mc:Ignorable="w14 w15 w16se w16cid w16 w16cex w16sdtdh wp14">
+  <w:footnote w:type="separator" w:id="-1">
+    <w:p>
+      <w:pPr>
+        <w:spacing w:after="0" w:line="240" w:lineRule="auto"/>
+      </w:pPr>
+      <w:r>
+        <w:separator/>
+      </w:r>
+    </w:p>
+  </w:footnote>
+  <w:footnote w:type="continuationSeparator" w:id="0">
+    <w:p>
+      <w:pPr>
+        <w:spacing w:after="0" w:line="240" w:lineRule="auto"/>
+      </w:pPr>
+      <w:r>
+        <w:continuationSeparator/>
+      </w:r>
+    </w:p>
+  </w:footnote>
+  <w:footnote w:id="1">
+    <w:p>
+      <w:pPr>
+        <w:pStyle w:val="affd"/>
+      </w:pPr>
+      <w:r>
+        <w:rPr>
+          <w:rStyle w:val="affc"/>
+        </w:rPr>
+        <w:footnoteRef/>
+      </w:r>
+      <w:r>
+        <w:t xml:space="preserve"> Дуплей Максим Игоревич, старший преподаватель информационных технологий, методист</w:t>
+      </w:r>
+      <w:r>
+        <w:t xml:space="preserve">, </w:t>
+      </w:r>
+      <w:r>
+        <w:t>Академия Управления и Производства</w:t>
+      </w:r>
+    </w:p>
+  </w:footnote>
+</w:footnotes>
 </file>
 
 <file path=word/numbering.xml><?xml version="1.0" encoding="utf-8"?>
@@ -17917,6 +17984,47 @@
       <w:u w:val="single"/>
     </w:rPr>
   </w:style>
+  <w:style w:type="character" w:styleId="affc">
+    <w:name w:val="footnote reference"/>
+    <w:uiPriority w:val="99"/>
+    <w:semiHidden/>
+    <w:unhideWhenUsed/>
+    <w:rsid w:val="009B3F60"/>
+    <w:rPr>
+      <w:vertAlign w:val="superscript"/>
+    </w:rPr>
+  </w:style>
+  <w:style w:type="paragraph" w:styleId="affd">
+    <w:name w:val="footnote text"/>
+    <w:link w:val="affe"/>
+    <w:uiPriority w:val="99"/>
+    <w:semiHidden/>
+    <w:unhideWhenUsed/>
+    <w:rsid w:val="009B3F60"/>
+    <w:pPr>
+      <w:spacing w:after="0" w:line="240" w:lineRule="auto"/>
+    </w:pPr>
+    <w:rPr>
+      <w:rFonts w:ascii="Times New Roman" w:eastAsia="Times New Roman" w:hAnsi="Times New Roman" w:cs="Times New Roman"/>
+      <w:sz w:val="20"/>
+      <w:szCs w:val="20"/>
+      <w:lang w:val="ru-RU" w:eastAsia="ru-RU"/>
+    </w:rPr>
+  </w:style>
+  <w:style w:type="character" w:customStyle="1" w:styleId="affe">
+    <w:name w:val="Текст сноски Знак"/>
+    <w:basedOn w:val="a2"/>
+    <w:link w:val="affd"/>
+    <w:uiPriority w:val="99"/>
+    <w:semiHidden/>
+    <w:rsid w:val="009B3F60"/>
+    <w:rPr>
+      <w:rFonts w:ascii="Times New Roman" w:eastAsia="Times New Roman" w:hAnsi="Times New Roman" w:cs="Times New Roman"/>
+      <w:sz w:val="20"/>
+      <w:szCs w:val="20"/>
+      <w:lang w:val="ru-RU" w:eastAsia="ru-RU"/>
+    </w:rPr>
+  </w:style>
 </w:styles>
 </file>
 
